--- a/최종교재/26장_마커_클러스터러.docx
+++ b/최종교재/26장_마커_클러스터러.docx
@@ -271,7 +271,7 @@
           <w:i w:val="0"/>
           <w:color w:val="000000"/>
         </w:rPr>
-        <w:t>우리 지도는 이제 앱이라고 불러도 충분합니다. 20장에서는 장소를 추가하였고, 21장에서는 새로고침하여도 내용이 사라지지 않도록 하였습니다. 18~23장에서는 목록과 상세 패널을 관리하였으며, 24장에서는 내 위치를 표시하였고, 25장에서는 링크로 공유하는 기능까지 추가하였습니다. 이제 이 앱을 열심히 사용하고 있을 미래의 모습을 상상해 보십시오. 맛집 탐방 1년 차가 되어 저장한 장소가 100개를 넘어섰다고 가정할 때, 그때의 지도는 어떤 모습일까요?</w:t>
+        <w:t>우리 지도는 이제 앱이라고 불러도 충분합니다. 20장에서는 장소를 추가하였고, 21장에서는 새로고침하여도 내용이 사라지지 않도록 하였습니다. 22~23장에서는 목록과 상세 패널을 관리하였으며, 24장에서는 내 위치를 표시하였고, 25장에서는 링크로 공유하는 기능까지 추가하였습니다. 이제 이 앱을 열심히 사용하고 있을 미래의 모습을 상상해 보십시오. 맛집 탐방 1년 차가 되어 저장한 장소가 100개를 넘어섰다고 가정할 때, 그때의 지도는 어떤 모습일까요?</w:t>
       </w:r>
     </w:p>
     <w:p>
@@ -732,7 +732,24 @@
           <w:i w:val="0"/>
           <w:color w:val="000000"/>
         </w:rPr>
-        <w:t>이 문제에 대한 해결 방법은 여러분이 일상에서 쉽게 접하고 있는 것입니다. 카카오맵이나 배달 관련 애플리케이션에서 지도를 축소하면, 개별 핀 대신 숫자가 표시된 원형 아이콘이 나타나는 것을 볼 수 있습니다. 스마트폰의 사진 관리 앱에서도 수천 장의 사진을 "서울 234장, 제주 89장"을 이용하여 그룹으로 묶어 보여주는 것과 동일한 원리입니다. 개별적으로 표시하기 어려울 만큼 대상이 많은 경우, 서로 인접한 것끼리 그룹으로 묶고 그 개수만을 요약하여 보여주는 방식입니다. 이러한 방식을 클러스터링[^1]이라고 부릅니다.</w:t>
+        <w:t>이 문제에 대한 해결 방법은 여러분이 일상에서 쉽게 접하고 있는 것입니다. 카카오맵이나 배달 관련 애플리케이션에서 지도를 축소하면, 개별 핀 대신 숫자가 표시된 원형 아이콘이 나타나는 것을 볼 수 있습니다. 스마트폰의 사진 관리 앱에서도 수천 장의 사진을 "서울 234장, 제주 89장"을 이용하여 그룹으로 묶어 보여주는 것과 동일한 원리입니다. 개별적으로 표시하기 어려울 만큼 대상이 많은 경우, 서로 인접한 것끼리 그룹으로 묶고 그 개수만을 요약하여 보여주는 방식입니다. 이러한 방식을 클러스터링</w:t>
+      </w:r>
+      <w:r>
+        <w:rPr>
+          <w:b w:val="0"/>
+          <w:i w:val="0"/>
+          <w:color w:val="000000"/>
+          <w:vertAlign w:val="superscript"/>
+        </w:rPr>
+        <w:t>1</w:t>
+      </w:r>
+      <w:r>
+        <w:rPr>
+          <w:b w:val="0"/>
+          <w:i w:val="0"/>
+          <w:color w:val="000000"/>
+        </w:rPr>
+        <w:t>이라고 부릅니다.</w:t>
       </w:r>
     </w:p>
     <w:p>
@@ -1513,17 +1530,15 @@
         <w:rPr>
           <w:b w:val="0"/>
           <w:i w:val="0"/>
-          <w:strike w:val="0"/>
-          <w:color w:val="000000"/>
-        </w:rPr>
-        <w:t xml:space="preserve">클러스터러는 지도처럼 앱에 딱 하나만 있으면 되는 물건이라, 지도를 만드는 </w:t>
+          <w:color w:val="000000"/>
+        </w:rPr>
+        <w:t xml:space="preserve">클러스터러는 지도처럼 앱에 하나만 있으면 됩니다. 그래서 지도를 만드는 </w:t>
       </w:r>
       <w:r>
         <w:rPr>
           <w:rFonts w:ascii="Consolas" w:hAnsi="Consolas"/>
           <w:b w:val="0"/>
           <w:i w:val="0"/>
-          <w:strike w:val="0"/>
           <w:color w:val="000000"/>
           <w:sz w:val="17"/>
         </w:rPr>
@@ -1533,7 +1548,6 @@
         <w:rPr>
           <w:b w:val="0"/>
           <w:i w:val="0"/>
-          <w:strike w:val="0"/>
           <w:color w:val="000000"/>
         </w:rPr>
         <w:t xml:space="preserve">에서 함께 만들고 모듈 변수 </w:t>
@@ -1543,7 +1557,6 @@
           <w:rFonts w:ascii="Consolas" w:hAnsi="Consolas"/>
           <w:b w:val="0"/>
           <w:i w:val="0"/>
-          <w:strike w:val="0"/>
           <w:color w:val="000000"/>
           <w:sz w:val="17"/>
         </w:rPr>
@@ -1553,7 +1566,6 @@
         <w:rPr>
           <w:b w:val="0"/>
           <w:i w:val="0"/>
-          <w:strike w:val="0"/>
           <w:color w:val="000000"/>
         </w:rPr>
         <w:t xml:space="preserve">에 보관합니다. 생성 옵션의 </w:t>
@@ -1563,7 +1575,6 @@
           <w:rFonts w:ascii="Consolas" w:hAnsi="Consolas"/>
           <w:b w:val="0"/>
           <w:i w:val="0"/>
-          <w:strike w:val="0"/>
           <w:color w:val="000000"/>
           <w:sz w:val="17"/>
         </w:rPr>
@@ -1573,17 +1584,15 @@
         <w:rPr>
           <w:b w:val="0"/>
           <w:i w:val="0"/>
-          <w:strike w:val="0"/>
-          <w:color w:val="000000"/>
-        </w:rPr>
-        <w:t xml:space="preserve">은 어느 지도 위에서 일할지 알려 주는 항목입니다. 꼭 생성 시점에 넘겨야 하는 것은 아니고 만들어 두었다가 나중에 </w:t>
+          <w:color w:val="000000"/>
+        </w:rPr>
+        <w:t xml:space="preserve">으로 어느 지도 위에서 일할지 알려 줍니다. 꼭 생성 시점에 넘겨야 하는 것은 아닙니다. 만들어 두었다가 나중에 </w:t>
       </w:r>
       <w:r>
         <w:rPr>
           <w:rFonts w:ascii="Consolas" w:hAnsi="Consolas"/>
           <w:b w:val="0"/>
           <w:i w:val="0"/>
-          <w:strike w:val="0"/>
           <w:color w:val="000000"/>
           <w:sz w:val="17"/>
         </w:rPr>
@@ -1593,10 +1602,9 @@
         <w:rPr>
           <w:b w:val="0"/>
           <w:i w:val="0"/>
-          <w:strike w:val="0"/>
-          <w:color w:val="000000"/>
-        </w:rPr>
-        <w:t>으로 연결할 수도 있지만, 우리는 처음부터 붙여 두는 쪽이 간단합니다. 나머지 세 옵션은 다음 절에서 하나씩 뜯어봅니다.</w:t>
+          <w:color w:val="000000"/>
+        </w:rPr>
+        <w:t>으로 연결할 수도 있습니다. 다만 우리는 처음부터 붙여 두는 편이 낫습니다. 나머지 세 옵션은 다음 절에서 하나씩 살펴보겠습니다.</w:t>
       </w:r>
     </w:p>
     <w:p>
@@ -1633,12 +1641,7 @@
       </w:pPr>
       <w:r>
         <w:rPr>
-          <w:rFonts w:ascii="Consolas" w:hAnsi="Consolas"/>
-          <w:b w:val="0"/>
-          <w:i w:val="0"/>
-          <w:strike w:val="0"/>
-          <w:color w:val="000000"/>
-          <w:sz w:val="17"/>
+          <w:color w:val="000000"/>
         </w:rPr>
         <w:t>export function renderPlaces(places) {</w:t>
         <w:br/>
@@ -1678,7 +1681,7 @@
         <w:t xml:space="preserve">    });</w:t>
         <w:br/>
         <w:br/>
-        <w:t xml:space="preserve">    // ... 말풍선 오버레이와 클릭 리스너는 13장 그대로 ...</w:t>
+        <w:t xml:space="preserve">    // ... 말풍선 오버레이와 클릭 리스너는 17장 그대로 ...</w:t>
         <w:br/>
         <w:br/>
         <w:t xml:space="preserve">    markers.push({ marker, overlay, place });</w:t>
@@ -1709,29 +1712,26 @@
       <w:r>
         <w:rPr>
           <w:rFonts w:ascii="Consolas" w:hAnsi="Consolas"/>
-          <w:b/>
-          <w:i w:val="0"/>
-          <w:strike w:val="0"/>
-          <w:color w:val="000000"/>
-          <w:sz w:val="17"/>
-        </w:rPr>
-        <w:t>clusterer.removeMarkers(...)</w:t>
-      </w:r>
-      <w:r>
-        <w:rPr>
           <w:b w:val="0"/>
           <w:i w:val="0"/>
-          <w:strike w:val="0"/>
-          <w:color w:val="000000"/>
-        </w:rPr>
-        <w:t xml:space="preserve"> — 다시 그리기 전, 이전 판의 마커들을 클러스터러에서 뺍니다. </w:t>
+          <w:color w:val="000000"/>
+          <w:sz w:val="17"/>
+        </w:rPr>
+        <w:t>clusterer.removeMarkers(...)</w:t>
+      </w:r>
+      <w:r>
+        <w:rPr>
+          <w:b w:val="0"/>
+          <w:i w:val="0"/>
+          <w:color w:val="000000"/>
+        </w:rPr>
+        <w:t xml:space="preserve">. 다시 그리기 전, 이전 판의 마커를 클러스터러에서 뺍니다. </w:t>
       </w:r>
       <w:r>
         <w:rPr>
           <w:rFonts w:ascii="Consolas" w:hAnsi="Consolas"/>
           <w:b w:val="0"/>
           <w:i w:val="0"/>
-          <w:strike w:val="0"/>
           <w:color w:val="000000"/>
           <w:sz w:val="17"/>
         </w:rPr>
@@ -1741,7 +1741,6 @@
         <w:rPr>
           <w:b w:val="0"/>
           <w:i w:val="0"/>
-          <w:strike w:val="0"/>
           <w:color w:val="000000"/>
         </w:rPr>
         <w:t xml:space="preserve"> 배열에는 </w:t>
@@ -1751,7 +1750,6 @@
           <w:rFonts w:ascii="Consolas" w:hAnsi="Consolas"/>
           <w:b w:val="0"/>
           <w:i w:val="0"/>
-          <w:strike w:val="0"/>
           <w:color w:val="000000"/>
           <w:sz w:val="17"/>
         </w:rPr>
@@ -1761,7 +1759,6 @@
         <w:rPr>
           <w:b w:val="0"/>
           <w:i w:val="0"/>
-          <w:strike w:val="0"/>
           <w:color w:val="000000"/>
         </w:rPr>
         <w:t xml:space="preserve"> 꾸러미가 들어 있으므로 </w:t>
@@ -1771,7 +1768,6 @@
           <w:rFonts w:ascii="Consolas" w:hAnsi="Consolas"/>
           <w:b w:val="0"/>
           <w:i w:val="0"/>
-          <w:strike w:val="0"/>
           <w:color w:val="000000"/>
           <w:sz w:val="17"/>
         </w:rPr>
@@ -1781,17 +1777,15 @@
         <w:rPr>
           <w:b w:val="0"/>
           <w:i w:val="0"/>
-          <w:strike w:val="0"/>
-          <w:color w:val="000000"/>
-        </w:rPr>
-        <w:t xml:space="preserve">로 마커만 뽑은 배열을 만들어 넘깁니다. </w:t>
+          <w:color w:val="000000"/>
+        </w:rPr>
+        <w:t xml:space="preserve">로 마커만 뽑은 배열을 만들어 넘깁니다. 단수형 </w:t>
       </w:r>
       <w:r>
         <w:rPr>
           <w:rFonts w:ascii="Consolas" w:hAnsi="Consolas"/>
           <w:b w:val="0"/>
           <w:i w:val="0"/>
-          <w:strike w:val="0"/>
           <w:color w:val="000000"/>
           <w:sz w:val="17"/>
         </w:rPr>
@@ -1801,17 +1795,15 @@
         <w:rPr>
           <w:b w:val="0"/>
           <w:i w:val="0"/>
-          <w:strike w:val="0"/>
-          <w:color w:val="000000"/>
-        </w:rPr>
-        <w:t xml:space="preserve">(단수)를 반복문으로 100번 부르는 방법도 있지만, 복수형 </w:t>
+          <w:color w:val="000000"/>
+        </w:rPr>
+        <w:t xml:space="preserve">를 반복문으로 100번 불러도 됩니다. 하지만 복수형 </w:t>
       </w:r>
       <w:r>
         <w:rPr>
           <w:rFonts w:ascii="Consolas" w:hAnsi="Consolas"/>
           <w:b w:val="0"/>
           <w:i w:val="0"/>
-          <w:strike w:val="0"/>
           <w:color w:val="000000"/>
           <w:sz w:val="17"/>
         </w:rPr>
@@ -1821,17 +1813,15 @@
         <w:rPr>
           <w:b w:val="0"/>
           <w:i w:val="0"/>
-          <w:strike w:val="0"/>
-          <w:color w:val="000000"/>
-        </w:rPr>
-        <w:t xml:space="preserve">에 배열을 한 번 넘기는 쪽이 코드도 간결하고 클러스터러에게 일감을 한 번에 맡기는 자연스러운 방식입니다. (공식 문서를 보면 두 메서드 모두 화면 다시 그리기를 미루는 선택적 </w:t>
+          <w:color w:val="000000"/>
+        </w:rPr>
+        <w:t xml:space="preserve">에 배열을 한 번 넘기는 쪽이 코드도 짧고, 클러스터러도 한 번에 처리할 수 있습니다. 공식 문서를 보면 두 메서드 모두 화면 다시 그리기를 미루는 </w:t>
       </w:r>
       <w:r>
         <w:rPr>
           <w:rFonts w:ascii="Consolas" w:hAnsi="Consolas"/>
           <w:b w:val="0"/>
           <w:i w:val="0"/>
-          <w:strike w:val="0"/>
           <w:color w:val="000000"/>
           <w:sz w:val="17"/>
         </w:rPr>
@@ -1841,10 +1831,9 @@
         <w:rPr>
           <w:b w:val="0"/>
           <w:i w:val="0"/>
-          <w:strike w:val="0"/>
-          <w:color w:val="000000"/>
-        </w:rPr>
-        <w:t xml:space="preserve"> 인자를 받습니다 — 성능을 더 조이고 싶어질 때 찾아볼 키워드입니다.)</w:t>
+          <w:color w:val="000000"/>
+        </w:rPr>
+        <w:t xml:space="preserve"> 인자를 받을 수 있습니다. 성능을 더 다듬고 싶다면 이 키워드를 찾아보세요.</w:t>
       </w:r>
     </w:p>
     <w:p>
@@ -3090,7 +3079,6 @@
         <w:rPr>
           <w:b w:val="0"/>
           <w:i w:val="0"/>
-          <w:strike w:val="0"/>
           <w:color w:val="000000"/>
         </w:rPr>
         <w:t xml:space="preserve">Q1. 클러스터러를 쓰면서 마커에 </w:t>
@@ -3100,7 +3088,6 @@
           <w:rFonts w:ascii="Consolas" w:hAnsi="Consolas"/>
           <w:b w:val="0"/>
           <w:i w:val="0"/>
-          <w:strike w:val="0"/>
           <w:color w:val="000000"/>
           <w:sz w:val="17"/>
         </w:rPr>
@@ -3110,7 +3097,6 @@
         <w:rPr>
           <w:b w:val="0"/>
           <w:i w:val="0"/>
-          <w:strike w:val="0"/>
           <w:color w:val="000000"/>
         </w:rPr>
         <w:t>까지 직접 호출하면 어떤 문제가 생길까요? "배치 결정권이 누구에게 있는가"를 중심으로 설명해 보세요.</w:t>
@@ -3271,7 +3257,6 @@
         <w:rPr>
           <w:b w:val="0"/>
           <w:i w:val="0"/>
-          <w:strike w:val="0"/>
           <w:color w:val="000000"/>
         </w:rPr>
         <w:t xml:space="preserve">Q2. </w:t>
@@ -3281,7 +3266,6 @@
           <w:rFonts w:ascii="Consolas" w:hAnsi="Consolas"/>
           <w:b w:val="0"/>
           <w:i w:val="0"/>
-          <w:strike w:val="0"/>
           <w:color w:val="000000"/>
           <w:sz w:val="17"/>
         </w:rPr>
@@ -3291,17 +3275,15 @@
         <w:rPr>
           <w:b w:val="0"/>
           <w:i w:val="0"/>
-          <w:strike w:val="0"/>
-          <w:color w:val="000000"/>
-        </w:rPr>
-        <w:t xml:space="preserve">을 1로 낮추면 아무리 확대해도 마커가 묶여 있게 됩니다. 사용자 입장에서 이것이 왜 나쁜 경험인지, 반대로 </w:t>
+          <w:color w:val="000000"/>
+        </w:rPr>
+        <w:t xml:space="preserve">을 1로 낮추면 아무리 확대해도 마커가 묶여 있을 겁니다. 사용자 입장에서 왜 불편한지, 반대로 </w:t>
       </w:r>
       <w:r>
         <w:rPr>
           <w:rFonts w:ascii="Consolas" w:hAnsi="Consolas"/>
           <w:b w:val="0"/>
           <w:i w:val="0"/>
-          <w:strike w:val="0"/>
           <w:color w:val="000000"/>
           <w:sz w:val="17"/>
         </w:rPr>
@@ -3311,7 +3293,6 @@
         <w:rPr>
           <w:b w:val="0"/>
           <w:i w:val="0"/>
-          <w:strike w:val="0"/>
           <w:color w:val="000000"/>
         </w:rPr>
         <w:t>을 14로 올리면 무슨 일이 생길지 추리해 보세요.</w:t>

--- a/최종교재/26장_마커_클러스터러.docx
+++ b/최종교재/26장_마커_클러스터러.docx
@@ -979,10 +979,9 @@
         <w:rPr>
           <w:b w:val="0"/>
           <w:i w:val="0"/>
-          <w:strike w:val="0"/>
-          <w:color w:val="000000"/>
-        </w:rPr>
-        <w:t>src/loader.js의 카카오 SDK 주소에서 libraries에 clusterer를 추가해줘. 지금 services만 있는데 쉼표로 이어서 둘 다 로드되게 해줘. 다른 부분은 건드리지 마.</w:t>
+          <w:color w:val="000000"/>
+        </w:rPr>
+        <w:t>지도 관련 라이브러리를 불러오는 부분에 추가 기능을 함께 불러오도록 수정하여 주십시오. 현재 기본 기능만 불러오고 있으므로, 쉼표로 구분하여 마커를 그룹으로 묶어주는 기능을 함께 불러오도록 주소 부분을 수정하고 나머지 내용은 그대로 유지하여 주십시오.</w:t>
       </w:r>
     </w:p>
     <w:p>
@@ -992,25 +991,7 @@
           <w:i w:val="0"/>
           <w:color w:val="000000"/>
         </w:rPr>
-        <w:t xml:space="preserve">수정된 </w:t>
-      </w:r>
-      <w:r>
-        <w:rPr>
-          <w:rFonts w:ascii="Consolas" w:hAnsi="Consolas"/>
-          <w:b w:val="0"/>
-          <w:i w:val="0"/>
-          <w:color w:val="000000"/>
-          <w:sz w:val="17"/>
-        </w:rPr>
-        <w:t>loader.js</w:t>
-      </w:r>
-      <w:r>
-        <w:rPr>
-          <w:b w:val="0"/>
-          <w:i w:val="0"/>
-          <w:color w:val="000000"/>
-        </w:rPr>
-        <w:t>의 내용을 확인하여 주십시오. 아주 적은 부분만 변경되었음을 알 수 있습니다.</w:t>
+        <w:t>수정된 내용을 확인하여 주십시오. 주소의 일부 구간만 변경되었을 뿐 나머지 부분은 전혀 손대지 않았음을 확인하실 수 있습니다.</w:t>
       </w:r>
     </w:p>
     <w:p>
@@ -1397,10 +1378,9 @@
         <w:rPr>
           <w:b w:val="0"/>
           <w:i w:val="0"/>
-          <w:strike w:val="0"/>
-          <w:color w:val="000000"/>
-        </w:rPr>
-        <w:t>src/mapView.js에 마커 클러스터러를 적용해줘. createMap에서 kakao.maps.MarkerClusterer를 하나 만들어서 모듈 변수로 들고 있어줘. 옵션은 averageCenter를 켜고, minLevel 6, minClusterSize 3으로. 그리고 renderPlaces에서 마커를 setMap으로 직접 붙이지 말고 클러스터러의 addMarkers로 한꺼번에 맡기고, 다시 그리기 전에는 removeMarkers로 이전 마커들을 클러스터러에서 빼줘. 말풍선 오버레이 로직은 그대로 둬.</w:t>
+          <w:color w:val="000000"/>
+        </w:rPr>
+        <w:t>지도 화면에 많은 마커가 겹쳐 보이지 않도록 그룹으로 묶어주는 기능을 적용하여 주십시오. 지도를 생성할 때 묶음 표시 기능을 함께 생성하여 관리하며, 마커를 지도에 직접 추가하는 대신 기능을 이용하여 한꺼번에 처리하도록 하고, 화면을 다시 그릴 때에는 기존에 등록된 마커를 모두 제거한 뒤 새롭게 추가하는 방식으로 구현하여 주십시오. 각 마커를 클릭하였을 때 정보 창이 나타나는 기능은 그대로 유지하도록 하십시오.</w:t>
       </w:r>
     </w:p>
     <w:p>
@@ -1937,7 +1917,7 @@
           <w:i w:val="0"/>
           <w:color w:val="000000"/>
         </w:rPr>
-        <w:t>이제 페이지를 새로고침하여 그 결과를 확인하여 주십시오. 이전에 마커들이 무질서하게 겹쳐 있던 화면에, 이제는 숫자가 표시된 원형 아이콘들만이 일정하게 보이기 시작합니다.</w:t>
+        <w:t>이제 페이지를 새로 고침하여 그 결과를 확인하여 주십시오. 이전에는 마커들이 제멋대로 겹쳐 보이던 것이, 이제는 몇 개의 장소가 모여 있는지 숫자로 표시된 둥근 아이콘으로 깔끔하게 정리되어 보이기 시작합니다.</w:t>
       </w:r>
     </w:p>
     <w:p>
